--- a/word_reports/LP_0252_위치_707_Nat King Cole_The Best of.docx
+++ b/word_reports/LP_0252_위치_707_Nat King Cole_The Best of.docx
@@ -4,7 +4,7 @@
   <w:body>
     <w:p>
       <w:pPr>
-        <w:spacing w:after="280"/>
+        <w:spacing w:after="80"/>
       </w:pPr>
       <w:r>
         <w:rPr w:rFonts="맑은 고딕">
@@ -13,94 +13,47 @@
           <w:color w:val="1E3A8A"/>
           <w:sz w:val="30"/>
         </w:rPr>
-        <w:t>[707] Nat King Cole - The Best of</w:t>
+        <w:t>Nat King Cole (냇 킹 콜) - The Best of</w:t>
       </w:r>
     </w:p>
     <w:p>
       <w:pPr>
-        <w:spacing w:after="320"/>
+        <w:spacing w:after="240"/>
       </w:pPr>
       <w:r>
         <w:rPr w:rFonts="맑은 고딕">
           <w:rFonts w:ascii="맑은 고딕" w:hAnsi="맑은 고딕" w:eastAsia="맑은 고딕"/>
           <w:b/>
-          <w:sz w:val="20"/>
+          <w:color w:val="4B5563"/>
+          <w:sz w:val="22"/>
         </w:rPr>
-        <w:t>■ 위치 : 707</w:t>
-        <w:br/>
-      </w:r>
-      <w:r>
-        <w:rPr w:rFonts="맑은 고딕">
-          <w:rFonts w:ascii="맑은 고딕" w:hAnsi="맑은 고딕" w:eastAsia="맑은 고딕"/>
-          <w:b/>
-          <w:sz w:val="20"/>
-        </w:rPr>
-        <w:t>■ 아티스트 : Nat King Cole</w:t>
-        <w:br/>
-      </w:r>
-      <w:r>
-        <w:rPr w:rFonts="맑은 고딕">
-          <w:rFonts w:ascii="맑은 고딕" w:hAnsi="맑은 고딕" w:eastAsia="맑은 고딕"/>
-          <w:b/>
-          <w:sz w:val="20"/>
-        </w:rPr>
-        <w:t>■ 앨범명 : The Best of</w:t>
-        <w:br/>
-      </w:r>
-      <w:r>
-        <w:rPr w:rFonts="맑은 고딕">
-          <w:rFonts w:ascii="맑은 고딕" w:hAnsi="맑은 고딕" w:eastAsia="맑은 고딕"/>
-          <w:b w:val="0"/>
-          <w:sz w:val="20"/>
-        </w:rPr>
-        <w:t>■ 음반 레이블 : Capitol Records</w:t>
-        <w:br/>
-      </w:r>
-      <w:r>
-        <w:rPr w:rFonts="맑은 고딕">
-          <w:rFonts w:ascii="맑은 고딕" w:hAnsi="맑은 고딕" w:eastAsia="맑은 고딕"/>
-          <w:b w:val="0"/>
-          <w:sz w:val="20"/>
-        </w:rPr>
-        <w:t>■ 발매년도 : 1968</w:t>
-        <w:br/>
-      </w:r>
-      <w:r>
-        <w:rPr w:rFonts="맑은 고딕">
-          <w:rFonts w:ascii="맑은 고딕" w:hAnsi="맑은 고딕" w:eastAsia="맑은 고딕"/>
-          <w:b w:val="0"/>
-          <w:sz w:val="20"/>
-        </w:rPr>
-        <w:t>■ 장르 : 보컬 재즈 (Vocal Jazz), 트래디셔널 팝 (Traditional Pop)</w:t>
-        <w:br/>
-      </w:r>
-      <w:r>
-        <w:rPr w:rFonts="맑은 고딕">
-          <w:rFonts w:ascii="맑은 고딕" w:hAnsi="맑은 고딕" w:eastAsia="맑은 고딕"/>
-          <w:b w:val="0"/>
-          <w:sz w:val="20"/>
-        </w:rPr>
-        <w:t>■ 주요 수록곡 : 1. Unforgettable</w:t>
-        <w:br/>
+        <w:t>위치 :  707</w:t>
       </w:r>
     </w:p>
     <w:p>
       <w:pPr>
-        <w:spacing w:after="160"/>
+        <w:spacing w:line="324" w:lineRule="auto" w:before="80" w:after="160"/>
       </w:pPr>
       <w:r>
         <w:rPr w:rFonts="맑은 고딕">
           <w:rFonts w:ascii="맑은 고딕" w:hAnsi="맑은 고딕" w:eastAsia="맑은 고딕"/>
           <w:b/>
           <w:color w:val="1F2937"/>
-          <w:sz w:val="24"/>
+          <w:sz w:val="22"/>
         </w:rPr>
-        <w:t>■ 음반 해설 및 감상 가이드</w:t>
+        <w:t xml:space="preserve">[음반 소개] </w:t>
+      </w:r>
+      <w:r>
+        <w:rPr w:rFonts="맑은 고딕">
+          <w:rFonts w:ascii="맑은 고딕" w:hAnsi="맑은 고딕" w:eastAsia="맑은 고딕"/>
+          <w:b w:val="0"/>
+          <w:sz w:val="21"/>
+        </w:rPr>
       </w:r>
     </w:p>
     <w:p>
       <w:pPr>
-        <w:spacing w:line="312" w:lineRule="auto" w:after="120"/>
+        <w:spacing w:line="324" w:lineRule="auto" w:after="120"/>
       </w:pPr>
       <w:r>
         <w:rPr w:rFonts="맑은 고딕">
@@ -108,51 +61,516 @@
           <w:b w:val="0"/>
           <w:sz w:val="21"/>
         </w:rPr>
-        <w:t>냇 킹 콜(Nat King Cole)은 20세기 미국 대중음악사에서 재즈의 품격과 팝의 대중성을 완벽하게 결합해낸 거장이자, 인종적 장벽을 넘어 전 세계적인 사랑을 받은 전설적인 아티스트입니다. 레이블 캐피톨 레코드(Capitol Records)의 타워를 지어 올렸다고 해도 과언이 아닐 만큼 수많은 히트작을 남긴 그의 음악적 유산을 한데 모은 본 베스트 앨범은, 냇 킹 콜이 남긴 명곡 중에서도 가장 찬란했던 황금기의 정수를 담아낸 명반입니다.</w:t>
+        <w:t>부드러운 벨벳을 어루만지듯 깊고 그윽한 바리톤 음색으로 20세기 팝 음악의 황금기를 수놓았던 거장, 냇 킹 콜(Nat King Cole)의 가장 찬란한 유산들을 집대성한 정초(定礎)와도 같은 음반입니다. 재즈 피아니스트로서의 유려한 스윙 감각과 스탠더드 팝 보컬의 품격을 완벽하게 융화시킨 그의 노래들은 시대와 세대를 초월하여 듣는 이의 영혼에 따스한 안식을 선사합니다. 캐피톨 레코드의 전성기를 상징하는 풍성하고 우아한 오케스트레이션과 냇 킹 콜의 독보적인 프레이징이 빚어낸 이 걸작은, 반세기가 지난 오늘날에도 아날로그 바이닐의 고유한 결을 타고 가장 로맨틱한 위로의 숨결로 피어납니다.</w:t>
       </w:r>
     </w:p>
     <w:p>
       <w:pPr>
-        <w:spacing w:line="312" w:lineRule="auto" w:after="120"/>
+        <w:spacing w:line="324" w:lineRule="auto" w:before="200" w:after="80"/>
       </w:pPr>
+      <w:r>
+        <w:rPr w:rFonts="맑은 고딕">
+          <w:rFonts w:ascii="맑은 고딕" w:hAnsi="맑은 고딕" w:eastAsia="맑은 고딕"/>
+          <w:b/>
+          <w:color w:val="1E3A8A"/>
+          <w:sz w:val="24"/>
+        </w:rPr>
+        <w:t>1. 음반 데이터</w:t>
+      </w:r>
+    </w:p>
+    <w:p>
+      <w:pPr>
+        <w:spacing w:line="324" w:lineRule="auto" w:after="80"/>
+      </w:pPr>
+      <w:r>
+        <w:rPr w:rFonts="맑은 고딕">
+          <w:rFonts w:ascii="맑은 고딕" w:hAnsi="맑은 고딕" w:eastAsia="맑은 고딕"/>
+          <w:b w:val="0"/>
+          <w:color w:val="6B7280"/>
+          <w:sz w:val="21"/>
+        </w:rPr>
+        <w:t xml:space="preserve">· </w:t>
+      </w:r>
+      <w:r>
+        <w:rPr w:rFonts="맑은 고딕">
+          <w:rFonts w:ascii="맑은 고딕" w:hAnsi="맑은 고딕" w:eastAsia="맑은 고딕"/>
+          <w:b/>
+          <w:color w:val="1F2937"/>
+          <w:sz w:val="21"/>
+        </w:rPr>
+        <w:t xml:space="preserve">앨범명: </w:t>
+      </w:r>
       <w:r>
         <w:rPr w:rFonts="맑은 고딕">
           <w:rFonts w:ascii="맑은 고딕" w:hAnsi="맑은 고딕" w:eastAsia="맑은 고딕"/>
           <w:b w:val="0"/>
           <w:sz w:val="21"/>
         </w:rPr>
-        <w:t>냇 킹 콜의 목소리는 비단처럼 부드럽고 따스한 실크 벨벳의 감촉을 지니고 있습니다. 본래 뛰어난 재즈 피아니스트로서 명성을 날렸던 그답게, 완벽한 박자감과 세련된 프레이징으로 가사를 다루는 능력은 당대 그 누구와도 비교할 수 없는 독보적인 경지였습니다. 화려하면서도 정교한 오케스트라 편곡 위로 나직하게 깔리는 그의 벨벳 보이스는 절제된 감정과 깊은 아늑함을 동시에 전달하며, 듣는 이에게 고전적인 로맨티시즘의 정수를 선사합니다.</w:t>
+        <w:t>The Best of</w:t>
       </w:r>
     </w:p>
     <w:p>
       <w:pPr>
-        <w:spacing w:line="312" w:lineRule="auto" w:after="120"/>
+        <w:spacing w:line="324" w:lineRule="auto" w:after="80"/>
       </w:pPr>
+      <w:r>
+        <w:rPr w:rFonts="맑은 고딕">
+          <w:rFonts w:ascii="맑은 고딕" w:hAnsi="맑은 고딕" w:eastAsia="맑은 고딕"/>
+          <w:b w:val="0"/>
+          <w:color w:val="6B7280"/>
+          <w:sz w:val="21"/>
+        </w:rPr>
+        <w:t xml:space="preserve">· </w:t>
+      </w:r>
+      <w:r>
+        <w:rPr w:rFonts="맑은 고딕">
+          <w:rFonts w:ascii="맑은 고딕" w:hAnsi="맑은 고딕" w:eastAsia="맑은 고딕"/>
+          <w:b/>
+          <w:color w:val="1F2937"/>
+          <w:sz w:val="21"/>
+        </w:rPr>
+        <w:t xml:space="preserve">아티스트: </w:t>
+      </w:r>
       <w:r>
         <w:rPr w:rFonts="맑은 고딕">
           <w:rFonts w:ascii="맑은 고딕" w:hAnsi="맑은 고딕" w:eastAsia="맑은 고딕"/>
           <w:b w:val="0"/>
           <w:sz w:val="21"/>
         </w:rPr>
-        <w:t>수록곡 하나하나가 대중음악사의 위대한 유산입니다. 그의 영원한 시그니처 트랙이라 할 수 있는 'Unforgettable'의 우아하고 깊은 고백, 미스터리하면서도 영화적인 서정성이 돋보이는 'Mona Lisa', 그리고 경쾌한 스윙감 속에 사랑의 설렘을 노래한 'L-O-V-E'는 세대를 초월하여 끊임없이 오르내리는 불후의 명곡입니다. 신비로운 분위기의 'Nature Boy'와 깊은 가을의 향수를 자극하는 'Autumn Leaves' 역시 LP 특유의 따스한 질감과 어우러져 아날로그 음악 감상의 참된 즐거움을 일깨워줍니다.</w:t>
+        <w:t>Nat King Cole (냇 킹 콜)</w:t>
       </w:r>
     </w:p>
     <w:p>
       <w:pPr>
-        <w:spacing w:line="312" w:lineRule="auto" w:after="120"/>
+        <w:spacing w:line="324" w:lineRule="auto" w:after="80"/>
       </w:pPr>
+      <w:r>
+        <w:rPr w:rFonts="맑은 고딕">
+          <w:rFonts w:ascii="맑은 고딕" w:hAnsi="맑은 고딕" w:eastAsia="맑은 고딕"/>
+          <w:b w:val="0"/>
+          <w:color w:val="6B7280"/>
+          <w:sz w:val="21"/>
+        </w:rPr>
+        <w:t xml:space="preserve">· </w:t>
+      </w:r>
+      <w:r>
+        <w:rPr w:rFonts="맑은 고딕">
+          <w:rFonts w:ascii="맑은 고딕" w:hAnsi="맑은 고딕" w:eastAsia="맑은 고딕"/>
+          <w:b/>
+          <w:color w:val="1F2937"/>
+          <w:sz w:val="21"/>
+        </w:rPr>
+        <w:t xml:space="preserve">발매 정보: </w:t>
+      </w:r>
       <w:r>
         <w:rPr w:rFonts="맑은 고딕">
           <w:rFonts w:ascii="맑은 고딕" w:hAnsi="맑은 고딕" w:eastAsia="맑은 고딕"/>
           <w:b w:val="0"/>
           <w:sz w:val="21"/>
         </w:rPr>
-        <w:t>이 앨범은 냇 킹 콜이라는 위대한 예술가가 세상에 남긴 가장 아름다운 음악적 초상화이자 시대를 초월하여 영원히 기억될 클래식입니다. 턴테이블의 바늘이 소리골에 닿는 순간 퍼져나가는 그의 그윽한 보컬은 일상의 지친 영혼에 깊은 위로와 품격 있는 휴식을 선사할 것입니다. 음악을 사랑하는 모든 이들의 LP 렉에 반드시 꽂혀 있어야 할 정통 보컬 재즈의 필수 소장반입니다.</w:t>
+        <w:t>1965년 냇 킹 콜의 안타까운 타계 이후, 그가 남긴 방대한 명곡들 가운데 대중과 평단의 가장 뜨거운 사랑을 받았던 보석 같은 트랙들을 엄선하여 캐피톨 레코드(Capitol Records)에서 정성스럽게 엮어낸 공식 베스트 컬렉션입니다.</w:t>
+      </w:r>
+    </w:p>
+    <w:p>
+      <w:pPr>
+        <w:spacing w:line="324" w:lineRule="auto" w:after="80"/>
+      </w:pPr>
+      <w:r>
+        <w:rPr w:rFonts="맑은 고딕">
+          <w:rFonts w:ascii="맑은 고딕" w:hAnsi="맑은 고딕" w:eastAsia="맑은 고딕"/>
+          <w:b w:val="0"/>
+          <w:color w:val="6B7280"/>
+          <w:sz w:val="21"/>
+        </w:rPr>
+        <w:t xml:space="preserve">· </w:t>
+      </w:r>
+      <w:r>
+        <w:rPr w:rFonts="맑은 고딕">
+          <w:rFonts w:ascii="맑은 고딕" w:hAnsi="맑은 고딕" w:eastAsia="맑은 고딕"/>
+          <w:b/>
+          <w:color w:val="1F2937"/>
+          <w:sz w:val="21"/>
+        </w:rPr>
+        <w:t xml:space="preserve">LP 인기도(판매량): </w:t>
+      </w:r>
+      <w:r>
+        <w:rPr w:rFonts="맑은 고딕">
+          <w:rFonts w:ascii="맑은 고딕" w:hAnsi="맑은 고딕" w:eastAsia="맑은 고딕"/>
+          <w:b w:val="0"/>
+          <w:sz w:val="21"/>
+        </w:rPr>
+        <w:t>발매 직후 빌보드 앨범 차트 상위권에 장기간 머물며 전 세계적인 스테디셀러로 자리 잡았으며, 미국음반산업협회(RIAA) 골드 및 플래티넘 인증을 획득하며 시대를 초월한 상업적 성공과 대중적 지지를 증명하였습니다.</w:t>
+      </w:r>
+    </w:p>
+    <w:p>
+      <w:pPr>
+        <w:spacing w:line="324" w:lineRule="auto" w:after="80"/>
+      </w:pPr>
+      <w:r>
+        <w:rPr w:rFonts="맑은 고딕">
+          <w:rFonts w:ascii="맑은 고딕" w:hAnsi="맑은 고딕" w:eastAsia="맑은 고딕"/>
+          <w:b w:val="0"/>
+          <w:color w:val="6B7280"/>
+          <w:sz w:val="21"/>
+        </w:rPr>
+        <w:t xml:space="preserve">· </w:t>
+      </w:r>
+      <w:r>
+        <w:rPr w:rFonts="맑은 고딕">
+          <w:rFonts w:ascii="맑은 고딕" w:hAnsi="맑은 고딕" w:eastAsia="맑은 고딕"/>
+          <w:b/>
+          <w:color w:val="1F2937"/>
+          <w:sz w:val="21"/>
+        </w:rPr>
+        <w:t xml:space="preserve">각종 수상경력: </w:t>
+      </w:r>
+      <w:r>
+        <w:rPr w:rFonts="맑은 고딕">
+          <w:rFonts w:ascii="맑은 고딕" w:hAnsi="맑은 고딕" w:eastAsia="맑은 고딕"/>
+          <w:b w:val="0"/>
+          <w:sz w:val="21"/>
+        </w:rPr>
+        <w:t>냇 킹 콜은 1990년 그래미 평생공로상(Grammy Lifetime Achievement Award)을 추서받았으며, 수록곡인 'Mona Lisa', 'Nature Boy' 등은 그래미 명예의 전당(Grammy Hall of Fame)에 헌액되어 대중음악사에 불멸의 족적을 남겼습니다.</w:t>
+      </w:r>
+    </w:p>
+    <w:p>
+      <w:pPr>
+        <w:spacing w:line="324" w:lineRule="auto" w:before="200" w:after="80"/>
+      </w:pPr>
+      <w:r>
+        <w:rPr w:rFonts="맑은 고딕">
+          <w:rFonts w:ascii="맑은 고딕" w:hAnsi="맑은 고딕" w:eastAsia="맑은 고딕"/>
+          <w:b/>
+          <w:color w:val="1E3A8A"/>
+          <w:sz w:val="24"/>
+        </w:rPr>
+        <w:t>2. 아티스트 정보</w:t>
+      </w:r>
+    </w:p>
+    <w:p>
+      <w:pPr>
+        <w:spacing w:line="324" w:lineRule="auto" w:after="80"/>
+      </w:pPr>
+      <w:r>
+        <w:rPr w:rFonts="맑은 고딕">
+          <w:rFonts w:ascii="맑은 고딕" w:hAnsi="맑은 고딕" w:eastAsia="맑은 고딕"/>
+          <w:b w:val="0"/>
+          <w:color w:val="6B7280"/>
+          <w:sz w:val="21"/>
+        </w:rPr>
+        <w:t xml:space="preserve">· </w:t>
+      </w:r>
+      <w:r>
+        <w:rPr w:rFonts="맑은 고딕">
+          <w:rFonts w:ascii="맑은 고딕" w:hAnsi="맑은 고딕" w:eastAsia="맑은 고딕"/>
+          <w:b/>
+          <w:color w:val="1F2937"/>
+          <w:sz w:val="21"/>
+        </w:rPr>
+        <w:t xml:space="preserve">국적: </w:t>
+      </w:r>
+      <w:r>
+        <w:rPr w:rFonts="맑은 고딕">
+          <w:rFonts w:ascii="맑은 고딕" w:hAnsi="맑은 고딕" w:eastAsia="맑은 고딕"/>
+          <w:b w:val="0"/>
+          <w:sz w:val="21"/>
+        </w:rPr>
+        <w:t>미국 (USA)</w:t>
+      </w:r>
+    </w:p>
+    <w:p>
+      <w:pPr>
+        <w:spacing w:line="324" w:lineRule="auto" w:after="80"/>
+      </w:pPr>
+      <w:r>
+        <w:rPr w:rFonts="맑은 고딕">
+          <w:rFonts w:ascii="맑은 고딕" w:hAnsi="맑은 고딕" w:eastAsia="맑은 고딕"/>
+          <w:b w:val="0"/>
+          <w:color w:val="6B7280"/>
+          <w:sz w:val="21"/>
+        </w:rPr>
+        <w:t xml:space="preserve">· </w:t>
+      </w:r>
+      <w:r>
+        <w:rPr w:rFonts="맑은 고딕">
+          <w:rFonts w:ascii="맑은 고딕" w:hAnsi="맑은 고딕" w:eastAsia="맑은 고딕"/>
+          <w:b/>
+          <w:color w:val="1F2937"/>
+          <w:sz w:val="21"/>
+        </w:rPr>
+        <w:t xml:space="preserve">생몰년도: </w:t>
+      </w:r>
+      <w:r>
+        <w:rPr w:rFonts="맑은 고딕">
+          <w:rFonts w:ascii="맑은 고딕" w:hAnsi="맑은 고딕" w:eastAsia="맑은 고딕"/>
+          <w:b w:val="0"/>
+          <w:sz w:val="21"/>
+        </w:rPr>
+        <w:t>1919년 3월 17일 ~ 1965년 2월 15일</w:t>
+      </w:r>
+    </w:p>
+    <w:p>
+      <w:pPr>
+        <w:spacing w:line="324" w:lineRule="auto" w:after="80"/>
+      </w:pPr>
+      <w:r>
+        <w:rPr w:rFonts="맑은 고딕">
+          <w:rFonts w:ascii="맑은 고딕" w:hAnsi="맑은 고딕" w:eastAsia="맑은 고딕"/>
+          <w:b w:val="0"/>
+          <w:color w:val="6B7280"/>
+          <w:sz w:val="21"/>
+        </w:rPr>
+        <w:t xml:space="preserve">· </w:t>
+      </w:r>
+      <w:r>
+        <w:rPr w:rFonts="맑은 고딕">
+          <w:rFonts w:ascii="맑은 고딕" w:hAnsi="맑은 고딕" w:eastAsia="맑은 고딕"/>
+          <w:b/>
+          <w:color w:val="1F2937"/>
+          <w:sz w:val="21"/>
+        </w:rPr>
+        <w:t xml:space="preserve">그룹 소속: </w:t>
+      </w:r>
+      <w:r>
+        <w:rPr w:rFonts="맑은 고딕">
+          <w:rFonts w:ascii="맑은 고딕" w:hAnsi="맑은 고딕" w:eastAsia="맑은 고딕"/>
+          <w:b w:val="0"/>
+          <w:sz w:val="21"/>
+        </w:rPr>
+        <w:t>솔로 (초기 'The King Cole Trio' 리더 및 피아니스트)</w:t>
+      </w:r>
+    </w:p>
+    <w:p>
+      <w:pPr>
+        <w:spacing w:line="324" w:lineRule="auto" w:after="80"/>
+      </w:pPr>
+      <w:r>
+        <w:rPr w:rFonts="맑은 고딕">
+          <w:rFonts w:ascii="맑은 고딕" w:hAnsi="맑은 고딕" w:eastAsia="맑은 고딕"/>
+          <w:b w:val="0"/>
+          <w:color w:val="6B7280"/>
+          <w:sz w:val="21"/>
+        </w:rPr>
+        <w:t xml:space="preserve">· </w:t>
+      </w:r>
+      <w:r>
+        <w:rPr w:rFonts="맑은 고딕">
+          <w:rFonts w:ascii="맑은 고딕" w:hAnsi="맑은 고딕" w:eastAsia="맑은 고딕"/>
+          <w:b/>
+          <w:color w:val="1F2937"/>
+          <w:sz w:val="21"/>
+        </w:rPr>
+        <w:t xml:space="preserve">아티스트 소개: </w:t>
+      </w:r>
+      <w:r>
+        <w:rPr w:rFonts="맑은 고딕">
+          <w:rFonts w:ascii="맑은 고딕" w:hAnsi="맑은 고딕" w:eastAsia="맑은 고딕"/>
+          <w:b w:val="0"/>
+          <w:sz w:val="21"/>
+        </w:rPr>
+        <w:t>탁월한 테크닉을 지닌 정통 스윙 재즈 피아니스트로 음악 여정을 시작하여, 인종의 벽을 허물고 전 세계인의 가슴을 울린 20세기 최고의 스탠더드 팝·재즈 보컬리스트입니다. 특유의 속삭이듯 따스하고 지적인 음색과 완벽한 딕션으로 '캐피톨 타워를 세운 목소리(The House That Nat Built)'라는 찬사를 받으며 팝 보컬의 새로운 이정표를 세웠습니다.</w:t>
+      </w:r>
+    </w:p>
+    <w:p>
+      <w:pPr>
+        <w:spacing w:line="324" w:lineRule="auto" w:before="200" w:after="80"/>
+      </w:pPr>
+      <w:r>
+        <w:rPr w:rFonts="맑은 고딕">
+          <w:rFonts w:ascii="맑은 고딕" w:hAnsi="맑은 고딕" w:eastAsia="맑은 고딕"/>
+          <w:b/>
+          <w:color w:val="1E3A8A"/>
+          <w:sz w:val="24"/>
+        </w:rPr>
+        <w:t>3. 음반 상세 분석</w:t>
+      </w:r>
+    </w:p>
+    <w:p>
+      <w:pPr>
+        <w:spacing w:line="324" w:lineRule="auto" w:after="80"/>
+      </w:pPr>
+      <w:r>
+        <w:rPr w:rFonts="맑은 고딕">
+          <w:rFonts w:ascii="맑은 고딕" w:hAnsi="맑은 고딕" w:eastAsia="맑은 고딕"/>
+          <w:b w:val="0"/>
+          <w:color w:val="6B7280"/>
+          <w:sz w:val="21"/>
+        </w:rPr>
+        <w:t xml:space="preserve">· </w:t>
+      </w:r>
+      <w:r>
+        <w:rPr w:rFonts="맑은 고딕">
+          <w:rFonts w:ascii="맑은 고딕" w:hAnsi="맑은 고딕" w:eastAsia="맑은 고딕"/>
+          <w:b/>
+          <w:color w:val="1F2937"/>
+          <w:sz w:val="21"/>
+        </w:rPr>
+        <w:t xml:space="preserve">역사적 위치: </w:t>
+      </w:r>
+      <w:r>
+        <w:rPr w:rFonts="맑은 고딕">
+          <w:rFonts w:ascii="맑은 고딕" w:hAnsi="맑은 고딕" w:eastAsia="맑은 고딕"/>
+          <w:b w:val="0"/>
+          <w:sz w:val="21"/>
+        </w:rPr>
+        <w:t>빅밴드 시대에서 현대적 팝 보컬 시대로 이행하는 과도기적 정점에서, 흑인 아티스트가 주류 백인 음악 시장의 중심에서 완성해 낸 가장 우아한 예술적 성취로 평가받습니다. 화려하면서도 절제된 현악 오케스트레이션과 내밀한 보컬의 조화는 훗날 등장한 수많은 크루너(Crooner)와 팝 발라디언들에게 절대적인 교과서가 되었습니다.</w:t>
+      </w:r>
+    </w:p>
+    <w:p>
+      <w:pPr>
+        <w:spacing w:line="324" w:lineRule="auto" w:after="80"/>
+      </w:pPr>
+      <w:r>
+        <w:rPr w:rFonts="맑은 고딕">
+          <w:rFonts w:ascii="맑은 고딕" w:hAnsi="맑은 고딕" w:eastAsia="맑은 고딕"/>
+          <w:b w:val="0"/>
+          <w:color w:val="6B7280"/>
+          <w:sz w:val="21"/>
+        </w:rPr>
+        <w:t xml:space="preserve">· </w:t>
+      </w:r>
+      <w:r>
+        <w:rPr w:rFonts="맑은 고딕">
+          <w:rFonts w:ascii="맑은 고딕" w:hAnsi="맑은 고딕" w:eastAsia="맑은 고딕"/>
+          <w:b/>
+          <w:color w:val="1F2937"/>
+          <w:sz w:val="21"/>
+        </w:rPr>
+        <w:t xml:space="preserve">시대의 흔적(스토리텔링): </w:t>
+      </w:r>
+      <w:r>
+        <w:rPr w:rFonts="맑은 고딕">
+          <w:rFonts w:ascii="맑은 고딕" w:hAnsi="맑은 고딕" w:eastAsia="맑은 고딕"/>
+          <w:b w:val="0"/>
+          <w:sz w:val="21"/>
+        </w:rPr>
+        <w:t>제2차 세계대전의 상흔을 딛고 눈부신 번영과 안정을 갈망하던 1950~60년대 미국 사회의 낭만과 온기가 고스란히 배어 있습니다. 당시 라디오와 전축을 통해 울려 퍼지던 그의 목소리는 차별과 격동의 시대를 살아가던 청춘들에게는 가장 다정한 사랑의 밀어이자, 고단한 하루의 끝을 달래주던 순수한 서정의 도피처였습니다.</w:t>
+      </w:r>
+    </w:p>
+    <w:p>
+      <w:pPr>
+        <w:spacing w:line="324" w:lineRule="auto" w:before="200" w:after="80"/>
+      </w:pPr>
+      <w:r>
+        <w:rPr w:rFonts="맑은 고딕">
+          <w:rFonts w:ascii="맑은 고딕" w:hAnsi="맑은 고딕" w:eastAsia="맑은 고딕"/>
+          <w:b/>
+          <w:color w:val="1E3A8A"/>
+          <w:sz w:val="24"/>
+        </w:rPr>
+        <w:t>4. 주요 수록곡 및 감상 제언</w:t>
+      </w:r>
+    </w:p>
+    <w:p>
+      <w:pPr>
+        <w:spacing w:line="324" w:lineRule="auto" w:after="80"/>
+      </w:pPr>
+      <w:r>
+        <w:rPr w:rFonts="맑은 고딕">
+          <w:rFonts w:ascii="맑은 고딕" w:hAnsi="맑은 고딕" w:eastAsia="맑은 고딕"/>
+          <w:b w:val="0"/>
+          <w:color w:val="6B7280"/>
+          <w:sz w:val="21"/>
+        </w:rPr>
+        <w:t xml:space="preserve">· </w:t>
+      </w:r>
+      <w:r>
+        <w:rPr w:rFonts="맑은 고딕">
+          <w:rFonts w:ascii="맑은 고딕" w:hAnsi="맑은 고딕" w:eastAsia="맑은 고딕"/>
+          <w:b/>
+          <w:color w:val="1F2937"/>
+          <w:sz w:val="21"/>
+        </w:rPr>
+        <w:t xml:space="preserve">주요 수록곡 특징: </w:t>
+      </w:r>
+      <w:r>
+        <w:rPr w:rFonts="맑은 고딕">
+          <w:rFonts w:ascii="맑은 고딕" w:hAnsi="맑은 고딕" w:eastAsia="맑은 고딕"/>
+          <w:b w:val="0"/>
+          <w:sz w:val="21"/>
+        </w:rPr>
+        <w:t>레오나르도 다빈치의 명화를 음악으로 승화시켜 신비로운 미소를 자아내는 'Mona Lisa', 몽환적이고 철학적인 서정시 'Nature Boy', 가슴 시린 노스탤지어를 극대화한 'Autumn Leaves', 그리고 세기의 명곡 'Unforgettable'과 경쾌한 낭만의 정수 'L-O-V-E'에 이르기까지, 숨소리마저 음악이 되는 극상의 멜로디와 시적인 노랫말이 수록되어 있습니다.</w:t>
+      </w:r>
+    </w:p>
+    <w:p>
+      <w:pPr>
+        <w:spacing w:line="324" w:lineRule="auto" w:after="80"/>
+      </w:pPr>
+      <w:r>
+        <w:rPr w:rFonts="맑은 고딕">
+          <w:rFonts w:ascii="맑은 고딕" w:hAnsi="맑은 고딕" w:eastAsia="맑은 고딕"/>
+          <w:b w:val="0"/>
+          <w:color w:val="6B7280"/>
+          <w:sz w:val="21"/>
+        </w:rPr>
+        <w:t xml:space="preserve">· </w:t>
+      </w:r>
+      <w:r>
+        <w:rPr w:rFonts="맑은 고딕">
+          <w:rFonts w:ascii="맑은 고딕" w:hAnsi="맑은 고딕" w:eastAsia="맑은 고딕"/>
+          <w:b/>
+          <w:color w:val="1F2937"/>
+          <w:sz w:val="21"/>
+        </w:rPr>
+        <w:t xml:space="preserve">빈티지 감상 제언: </w:t>
+      </w:r>
+      <w:r>
+        <w:rPr w:rFonts="맑은 고딕">
+          <w:rFonts w:ascii="맑은 고딕" w:hAnsi="맑은 고딕" w:eastAsia="맑은 고딕"/>
+          <w:b w:val="0"/>
+          <w:sz w:val="21"/>
+        </w:rPr>
+        <w:t>턴테이블의 바늘이 바이닐의 그루브를 긁으며 피어오르는 미세한 표면 잡음마저 음악의 일부가 되는 음반입니다. 진공관 앰프 특유의 두툼하고 따뜻한 배음과 중역대의 밀도감이 더해질 때 냇 킹 콜의 목소리는 스피커를 넘어 마치 청자의 바로 곁에서 나지막이 속삭이는 듯한 황홀한 현장감을 선사합니다.</w:t>
+      </w:r>
+    </w:p>
+    <w:p>
+      <w:pPr>
+        <w:spacing w:line="324" w:lineRule="auto" w:after="80"/>
+      </w:pPr>
+      <w:r>
+        <w:rPr w:rFonts="맑은 고딕">
+          <w:rFonts w:ascii="맑은 고딕" w:hAnsi="맑은 고딕" w:eastAsia="맑은 고딕"/>
+          <w:b w:val="0"/>
+          <w:color w:val="6B7280"/>
+          <w:sz w:val="21"/>
+        </w:rPr>
+        <w:t xml:space="preserve">· </w:t>
+      </w:r>
+      <w:r>
+        <w:rPr w:rFonts="맑은 고딕">
+          <w:rFonts w:ascii="맑은 고딕" w:hAnsi="맑은 고딕" w:eastAsia="맑은 고딕"/>
+          <w:b/>
+          <w:color w:val="1F2937"/>
+          <w:sz w:val="21"/>
+        </w:rPr>
+        <w:t xml:space="preserve">소장 가치: </w:t>
+      </w:r>
+      <w:r>
+        <w:rPr w:rFonts="맑은 고딕">
+          <w:rFonts w:ascii="맑은 고딕" w:hAnsi="맑은 고딕" w:eastAsia="맑은 고딕"/>
+          <w:b w:val="0"/>
+          <w:sz w:val="21"/>
+        </w:rPr>
+        <w:t>단 한 장의 바이닐로 냇 킹 콜의 찬란한 전성기 미학을 오롯이 소유할 수 있는 컬렉터스 아이템입니다. 캐피톨 레이블의 독보적인 아날로그 마스터링 기술과 고전적인 재킷 디자인은 아날로그 오디오 애호가라면 반드시 랙의 중심에 꽂아두어야 할 영원한 클래식의 가치를 지닙니다.</w:t>
+      </w:r>
+    </w:p>
+    <w:p>
+      <w:pPr>
+        <w:spacing w:line="324" w:lineRule="auto" w:after="120" w:before="160"/>
+      </w:pPr>
+      <w:r>
+        <w:rPr w:rFonts="맑은 고딕">
+          <w:rFonts w:ascii="맑은 고딕" w:hAnsi="맑은 고딕" w:eastAsia="맑은 고딕"/>
+          <w:b/>
+          <w:color w:val="4338CA"/>
+          <w:sz w:val="21"/>
+        </w:rPr>
+        <w:t>이 음반을 통해 가을날의 낙엽처럼 포근하고 다정한 냇 킹 콜의 목소리가 전해주는 감동을 다시 한번 경험해 보시는 것은 어떨까요?</w:t>
       </w:r>
     </w:p>
     <w:sectPr>
       <w:pgSz w:w="12240" w:h="15840"/>
-      <w:pgMar w:top="1440" w:right="1440" w:bottom="1440" w:left="1440" w:header="720" w:footer="720" w:gutter="0"/>
+      <w:pgMar w:top="1152" w:right="1296" w:bottom="1152" w:left="1296" w:header="720" w:footer="720" w:gutter="0"/>
       <w:cols w:space="720"/>
       <w:docGrid w:linePitch="360"/>
     </w:sectPr>

--- a/word_reports/LP_0252_위치_707_Nat King Cole_The Best of.docx
+++ b/word_reports/LP_0252_위치_707_Nat King Cole_The Best of.docx
@@ -32,7 +32,7 @@
     </w:p>
     <w:p>
       <w:pPr>
-        <w:spacing w:line="324" w:lineRule="auto" w:before="80" w:after="160"/>
+        <w:spacing w:line="324" w:lineRule="auto" w:before="80" w:after="120"/>
       </w:pPr>
       <w:r>
         <w:rPr w:rFonts="맑은 고딕">
@@ -42,13 +42,6 @@
           <w:sz w:val="22"/>
         </w:rPr>
         <w:t xml:space="preserve">[음반 소개] </w:t>
-      </w:r>
-      <w:r>
-        <w:rPr w:rFonts="맑은 고딕">
-          <w:rFonts w:ascii="맑은 고딕" w:hAnsi="맑은 고딕" w:eastAsia="맑은 고딕"/>
-          <w:b w:val="0"/>
-          <w:sz w:val="21"/>
-        </w:rPr>
       </w:r>
     </w:p>
     <w:p>
@@ -61,7 +54,33 @@
           <w:b w:val="0"/>
           <w:sz w:val="21"/>
         </w:rPr>
-        <w:t>부드러운 벨벳을 어루만지듯 깊고 그윽한 바리톤 음색으로 20세기 팝 음악의 황금기를 수놓았던 거장, 냇 킹 콜(Nat King Cole)의 가장 찬란한 유산들을 집대성한 정초(定礎)와도 같은 음반입니다. 재즈 피아니스트로서의 유려한 스윙 감각과 스탠더드 팝 보컬의 품격을 완벽하게 융화시킨 그의 노래들은 시대와 세대를 초월하여 듣는 이의 영혼에 따스한 안식을 선사합니다. 캐피톨 레코드의 전성기를 상징하는 풍성하고 우아한 오케스트레이션과 냇 킹 콜의 독보적인 프레이징이 빚어낸 이 걸작은, 반세기가 지난 오늘날에도 아날로그 바이닐의 고유한 결을 타고 가장 로맨틱한 위로의 숨결로 피어납니다.</w:t>
+        <w:t>밤하늘의 정적을 가르고 흘러나오는 냇 킹 콜(Nat King Cole)의 목소리는 언제나 듣는 이의 영혼에 따스한 벨벳 코트를 덮어주는 듯한 위로를 건넵니다. 20세기 중반, 미국 대중음악의 격동기 속에서 그는 화려한 기교나 자극적인 과장을 배제한 채, 오직 완벽한 딕션과 비단결처럼 부드러운 중저음의 바리톤 음색 하나로 전 세계인의 심장을 사로잡았습니다. 캐피톨 레코드(Capitol Records) 사옥이 오늘날 ‘냇이 지은 집(The House That Nat Built)’이라 불릴 만큼, 그의 음악은 음반 산업의 황금기를 상징하는 가장 찬란한 금자탑이었습니다.</w:t>
+      </w:r>
+    </w:p>
+    <w:p>
+      <w:pPr>
+        <w:spacing w:line="324" w:lineRule="auto" w:after="120"/>
+      </w:pPr>
+      <w:r>
+        <w:rPr w:rFonts="맑은 고딕">
+          <w:rFonts w:ascii="맑은 고딕" w:hAnsi="맑은 고딕" w:eastAsia="맑은 고딕"/>
+          <w:b w:val="0"/>
+          <w:sz w:val="21"/>
+        </w:rPr>
+        <w:t>이 음반 《The Best of》는 재즈 피아니즘의 거장에서 당대 최고의 팝 크루너(Crooner)로 거듭난 냇 킹 콜의 빛나는 예술적 여정을 압축해 놓은 정수의 기록입니다. 1940년대 '킹 콜 트리오' 시절의 세련된 스윙 감각부터, 1950~60년대 넬슨 리들, 고든 젠킨스 등 거장 편곡자들과 함께 직조해 낸 웅장하고 유려한 오케스트럴 팝에 이르기까지, 그의 손길이 닿은 멜로디는 한 편의 고전 명화처럼 기품 있는 서정성을 발산합니다. 인종 분리의 거친 파고 속에서도 음악이라는 순수한 언어로 편견을 허물고 시대의 아픔을 보듬었던 그의 숭고한 예술혼이 고스란히 각인되어 있습니다.</w:t>
+      </w:r>
+    </w:p>
+    <w:p>
+      <w:pPr>
+        <w:spacing w:line="324" w:lineRule="auto" w:after="120"/>
+      </w:pPr>
+      <w:r>
+        <w:rPr w:rFonts="맑은 고딕">
+          <w:rFonts w:ascii="맑은 고딕" w:hAnsi="맑은 고딕" w:eastAsia="맑은 고딕"/>
+          <w:b w:val="0"/>
+          <w:sz w:val="21"/>
+        </w:rPr>
+        <w:t>세월이 흘러 디지털 음원의 시대가 도래했음에도, 냇 킹 콜의 목소리가 여전히 아날로그 바이닐 위에서 가장 찬란히 빛나는 까닭은 그가 전하고자 했던 '온기'와 '진심' 때문일 것입니다. 미세한 숨소리, 단어 하나하나에 실린 깊은 배려와 애정은 회전하는 턴테이블 위에서 비로소 온전한 생명력을 얻습니다. 이 음반은 단순한 히트곡의 나열을 넘어, 불확실한 시대를 살아가는 현대인들에게 불멸의 낭만과 우아한 평식을 선사하는 가장 고귀한 음악적 유산입니다.</w:t>
       </w:r>
     </w:p>
     <w:p>
@@ -168,7 +187,7 @@
           <w:b w:val="0"/>
           <w:sz w:val="21"/>
         </w:rPr>
-        <w:t>1965년 냇 킹 콜의 안타까운 타계 이후, 그가 남긴 방대한 명곡들 가운데 대중과 평단의 가장 뜨거운 사랑을 받았던 보석 같은 트랙들을 엄선하여 캐피톨 레코드(Capitol Records)에서 정성스럽게 엮어낸 공식 베스트 컬렉션입니다.</w:t>
+        <w:t>1965년 그가 안타깝게 세상을 떠난 후, 그의 음악적 고향인 캐피톨 레코드에서 1968년 공식 발매한 베스트 컴필레이션 LP로, 전성기 명곡들을 최상의 마스터링으로 집대성한 음반입니다.</w:t>
       </w:r>
     </w:p>
     <w:p>
@@ -199,7 +218,7 @@
           <w:b w:val="0"/>
           <w:sz w:val="21"/>
         </w:rPr>
-        <w:t>발매 직후 빌보드 앨범 차트 상위권에 장기간 머물며 전 세계적인 스테디셀러로 자리 잡았으며, 미국음반산업협회(RIAA) 골드 및 플래티넘 인증을 획득하며 시대를 초월한 상업적 성공과 대중적 지지를 증명하였습니다.</w:t>
+        <w:t>발매 직후 빌보드 팝 앨범 차트 상위권에 올랐으며, 미국음반산업협회(RIAA) 플래티넘 및 골드 인증을 획득하며 전 세계적으로 수백만 장 이상 판매된 시대를 초월한 스테디셀러입니다.</w:t>
       </w:r>
     </w:p>
     <w:p>
@@ -230,7 +249,7 @@
           <w:b w:val="0"/>
           <w:sz w:val="21"/>
         </w:rPr>
-        <w:t>냇 킹 콜은 1990년 그래미 평생공로상(Grammy Lifetime Achievement Award)을 추서받았으며, 수록곡인 'Mona Lisa', 'Nature Boy' 등은 그래미 명예의 전당(Grammy Hall of Fame)에 헌액되어 대중음악사에 불멸의 족적을 남겼습니다.</w:t>
+        <w:t>그래미 평생공로상(Grammy Lifetime Achievement Award) 수상, 로큰롤 명예의 전당 헌액, 수록곡 ‘Unforgettable’과 ‘Mona Lisa’의 그래미 명예의 전당(Grammy Hall of Fame) 헌액.</w:t>
       </w:r>
     </w:p>
     <w:p>
@@ -337,7 +356,7 @@
           <w:b w:val="0"/>
           <w:sz w:val="21"/>
         </w:rPr>
-        <w:t>솔로 (초기 'The King Cole Trio' 리더 및 피아니스트)</w:t>
+        <w:t>솔로 (초기 'King Cole Trio' 리더 및 피아니스트)</w:t>
       </w:r>
     </w:p>
     <w:p>
@@ -368,7 +387,7 @@
           <w:b w:val="0"/>
           <w:sz w:val="21"/>
         </w:rPr>
-        <w:t>탁월한 테크닉을 지닌 정통 스윙 재즈 피아니스트로 음악 여정을 시작하여, 인종의 벽을 허물고 전 세계인의 가슴을 울린 20세기 최고의 스탠더드 팝·재즈 보컬리스트입니다. 특유의 속삭이듯 따스하고 지적인 음색과 완벽한 딕션으로 '캐피톨 타워를 세운 목소리(The House That Nat Built)'라는 찬사를 받으며 팝 보컬의 새로운 이정표를 세웠습니다.</w:t>
+        <w:t>벨벳처럼 감미로운 바리톤 음색과 정교한 스윙 재즈 피아노 터치로 20세기 팝과 재즈의 역사를 다시 쓴 위대한 보컬리스트입니다. 흑인 아티스트 최초로 전미 네트워크 TV 쇼를 진행하며 품격 높은 예술성으로 인종의 벽을 허문 불멸의 문화적 아이콘입니다.</w:t>
       </w:r>
     </w:p>
     <w:p>
@@ -413,7 +432,7 @@
           <w:b w:val="0"/>
           <w:sz w:val="21"/>
         </w:rPr>
-        <w:t>빅밴드 시대에서 현대적 팝 보컬 시대로 이행하는 과도기적 정점에서, 흑인 아티스트가 주류 백인 음악 시장의 중심에서 완성해 낸 가장 우아한 예술적 성취로 평가받습니다. 화려하면서도 절제된 현악 오케스트레이션과 내밀한 보컬의 조화는 훗날 등장한 수많은 크루너(Crooner)와 팝 발라디언들에게 절대적인 교과서가 되었습니다.</w:t>
+        <w:t>스탠더드 팝과 오케스트럴 재즈 보컬이 도달할 수 있는 미학적 정점을 보여주는 앨범입니다. 대규모 현악 오케스트레이션과 절제된 보컬의 완벽한 하모니는 20세기 전통 팝(Traditional Pop)의 교과서이자 기준점으로 평가받습니다.</w:t>
       </w:r>
     </w:p>
     <w:p>
@@ -444,7 +463,7 @@
           <w:b w:val="0"/>
           <w:sz w:val="21"/>
         </w:rPr>
-        <w:t>제2차 세계대전의 상흔을 딛고 눈부신 번영과 안정을 갈망하던 1950~60년대 미국 사회의 낭만과 온기가 고스란히 배어 있습니다. 당시 라디오와 전축을 통해 울려 퍼지던 그의 목소리는 차별과 격동의 시대를 살아가던 청춘들에게는 가장 다정한 사랑의 밀어이자, 고단한 하루의 끝을 달래주던 순수한 서정의 도피처였습니다.</w:t>
+        <w:t>제2차 세계대전 이후의 풍요와 냉전의 불안이 교차하던 1950~60년대, 그의 노래는 전후 세대의 상처받은 마음을 어루만져 주는 가장 따스한 안식처였습니다. 흑백 갈등의 암울한 그림자 속에서도 라디오와 전축을 통해 울려 퍼진 그의 미성은 계층과 인종을 초월해 온 국민의 거실을 낭만으로 물들였습니다.</w:t>
       </w:r>
     </w:p>
     <w:p>
@@ -489,7 +508,7 @@
           <w:b w:val="0"/>
           <w:sz w:val="21"/>
         </w:rPr>
-        <w:t>레오나르도 다빈치의 명화를 음악으로 승화시켜 신비로운 미소를 자아내는 'Mona Lisa', 몽환적이고 철학적인 서정시 'Nature Boy', 가슴 시린 노스탤지어를 극대화한 'Autumn Leaves', 그리고 세기의 명곡 'Unforgettable'과 경쾌한 낭만의 정수 'L-O-V-E'에 이르기까지, 숨소리마저 음악이 되는 극상의 멜로디와 시적인 노랫말이 수록되어 있습니다.</w:t>
+        <w:t>시대를 초월한 세레나데 'Unforgettable', 아카데미 주제가상을 안겨준 서정미의 극치 'Mona Lisa', 영원한 사랑의 송가 'L-O-V-E', 웅장하고 신비로운 분위기를 자아내는 'Nature Boy' 등 한 곡도 놓칠 수 없는 불멸의 명곡들이 수록되어 있습니다.</w:t>
       </w:r>
     </w:p>
     <w:p>
@@ -520,7 +539,7 @@
           <w:b w:val="0"/>
           <w:sz w:val="21"/>
         </w:rPr>
-        <w:t>턴테이블의 바늘이 바이닐의 그루브를 긁으며 피어오르는 미세한 표면 잡음마저 음악의 일부가 되는 음반입니다. 진공관 앰프 특유의 두툼하고 따뜻한 배음과 중역대의 밀도감이 더해질 때 냇 킹 콜의 목소리는 스피커를 넘어 마치 청자의 바로 곁에서 나지막이 속삭이는 듯한 황홀한 현장감을 선사합니다.</w:t>
+        <w:t>진공관 앰프의 따뜻한 잔향과 탄노이(Tannoy) 등 빈티지 대구경 풀레인지 스피커의 조합을 추천합니다. 아날로그 그루브 속에서 냇 킹 콜 특유의 묵직한 흉성과 공기의 울림이 방 안을 가득 채울 때, 비로소 그의 숨결이 눈앞에서 되살아나는 듯한 감동을 맛볼 수 있습니다.</w:t>
       </w:r>
     </w:p>
     <w:p>
@@ -551,7 +570,7 @@
           <w:b w:val="0"/>
           <w:sz w:val="21"/>
         </w:rPr>
-        <w:t>단 한 장의 바이닐로 냇 킹 콜의 찬란한 전성기 미학을 오롯이 소유할 수 있는 컬렉터스 아이템입니다. 캐피톨 레이블의 독보적인 아날로그 마스터링 기술과 고전적인 재킷 디자인은 아날로그 오디오 애호가라면 반드시 랙의 중심에 꽂아두어야 할 영원한 클래식의 가치를 지닙니다.</w:t>
+        <w:t>캐피톨 레코드의 전성기 사운드 엔지니어링 미학이 고스란히 담긴 음반으로, 팝 보컬 LP 컬렉터라면 반드시 랙의 중심에 꽂아두어야 할 영원한 머스트 해브(Must-have) 아이템입니다.</w:t>
       </w:r>
     </w:p>
     <w:p>
@@ -565,7 +584,7 @@
           <w:color w:val="4338CA"/>
           <w:sz w:val="21"/>
         </w:rPr>
-        <w:t>이 음반을 통해 가을날의 낙엽처럼 포근하고 다정한 냇 킹 콜의 목소리가 전해주는 감동을 다시 한번 경험해 보시는 것은 어떨까요?</w:t>
+        <w:t>이 음반을 통해 턴테이블 바늘 끝에서 피어나는 냇 킹 콜의 벨벳 같은 음성이 전해주는 감동을 다시 한번 경험해 보시는 것은 어떨까요?</w:t>
       </w:r>
     </w:p>
     <w:sectPr>
